--- a/skills/phong-cntt/assets/de-nghi-thanh-toan-tu-ncc.docx
+++ b/skills/phong-cntt/assets/de-nghi-thanh-toan-tu-ncc.docx
@@ -1,6 +1,6 @@
 
 <file path=word/document.xml><?xml version="1.0" encoding="utf-8"?>
-<w:document xmlns:ns1="http://schemas.openxmlformats.org/markup-compatibility/2006" xmlns:ns2="http://schemas.microsoft.com/office/word/2010/wordml" xmlns:ns3="http://schemas.openxmlformats.org/drawingml/2006/wordprocessingDrawing" xmlns:ns4="http://schemas.microsoft.com/office/word/2010/wordprocessingDrawing" xmlns:ns5="http://schemas.openxmlformats.org/drawingml/2006/main" xmlns:ns6="http://schemas.microsoft.com/office/word/2010/wordprocessingShape" xmlns:ns7="urn:schemas-microsoft-com:vml" xmlns:ns8="urn:schemas-microsoft-com:office:office" xmlns:w="http://schemas.openxmlformats.org/wordprocessingml/2006/main" ns1:Ignorable="w14 w15 w16se w16cid w16 w16cex w16sdtdh wp14">
+<w:document xmlns:ns1="http://schemas.openxmlformats.org/markup-compatibility/2006" xmlns:ns2="http://schemas.microsoft.com/office/word/2010/wordml" xmlns:ns3="http://schemas.openxmlformats.org/drawingml/2006/wordprocessingDrawing" xmlns:ns4="http://schemas.microsoft.com/office/word/2010/wordprocessingDrawing" xmlns:ns5="http://schemas.openxmlformats.org/drawingml/2006/main" xmlns:ns6="http://schemas.microsoft.com/office/word/2010/wordprocessingShape" xmlns:ns7="urn:schemas-microsoft-com:vml" xmlns:ns8="urn:schemas-microsoft-com:office:office" xmlns:w="http://schemas.openxmlformats.org/wordprocessingml/2006/main" xmlns:wps="http://schemas.microsoft.com/office/word/2010/wordprocessingShape">
   <w:body>
     <w:p ns2:paraId="5DC14D59" ns2:textId="77777777">
       <w:pPr>
@@ -147,7 +147,7 @@
         <ns1:AlternateContent>
           <ns1:Choice Requires="wps">
             <w:drawing>
-              <ns3:anchor distT="0" distB="0" distL="114300" distR="114300" simplePos="0" relativeHeight="251659264" behindDoc="0" locked="0" layoutInCell="1" allowOverlap="1" ns4:anchorId="6B4CAA33" ns4:editId="772A527F">
+              <ns3:anchor distT="0" distB="0" distL="114300" distR="114300" simplePos="0" relativeHeight="251659264" behindDoc="0" locked="0" layoutInCell="1" allowOverlap="1" ns4:editId="772A527F">
                 <ns3:simplePos x="0" y="0"/>
                 <ns3:positionH relativeFrom="column">
                   <ns3:posOffset>1741170</ns3:posOffset>
@@ -199,7 +199,7 @@
           </ns1:Choice>
           <ns1:Fallback>
             <w:pict>
-              <ns7:line ns2:anchorId="53C2FCBD" id="Straight Connector 1" ns8:spid="_x0000_s1026" style="position:absolute;z-index:251659264;visibility:visible;mso-wrap-style:square;mso-width-percent:0;mso-wrap-distance-left:9pt;mso-wrap-distance-top:0;mso-wrap-distance-right:9pt;mso-wrap-distance-bottom:0;mso-position-horizontal:absolute;mso-position-horizontal-relative:text;mso-position-vertical:absolute;mso-position-vertical-relative:text;mso-width-percent:0;mso-width-relative:margin" from="137.1pt,1.25pt" to="314.1pt,1.25pt" ns8:gfxdata="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" strokecolor="#5b9bd5 [3204]" strokeweight=".5pt">
+              <ns7:line id="Straight Connector 1" ns8:spid="_x0000_s1026" style="position:absolute;z-index:251659264;visibility:visible;mso-wrap-style:square;mso-width-percent:0;mso-wrap-distance-left:9pt;mso-wrap-distance-top:0;mso-wrap-distance-right:9pt;mso-wrap-distance-bottom:0;mso-position-horizontal:absolute;mso-position-horizontal-relative:text;mso-position-vertical:absolute;mso-position-vertical-relative:text;mso-width-percent:0;mso-width-relative:margin" from="137.1pt,1.25pt" to="314.1pt,1.25pt" ns8:gfxdata="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" strokecolor="#5b9bd5 [3204]" strokeweight=".5pt">
                 <ns7:stroke joinstyle="miter"/>
               </ns7:line>
             </w:pict>
@@ -3633,7 +3633,7 @@
 </file>
 
 <file path=word/styles.xml><?xml version="1.0" encoding="utf-8"?>
-<w:styles xmlns:mc="http://schemas.openxmlformats.org/markup-compatibility/2006" xmlns:r="http://schemas.openxmlformats.org/officeDocument/2006/relationships" xmlns:w="http://schemas.openxmlformats.org/wordprocessingml/2006/main" xmlns:w14="http://schemas.microsoft.com/office/word/2010/wordml" xmlns:w15="http://schemas.microsoft.com/office/word/2012/wordml" xmlns:w16cex="http://schemas.microsoft.com/office/word/2018/wordml/cex" xmlns:w16cid="http://schemas.microsoft.com/office/word/2016/wordml/cid" xmlns:w16="http://schemas.microsoft.com/office/word/2018/wordml" xmlns:w16sdtdh="http://schemas.microsoft.com/office/word/2020/wordml/sdtdatahash" xmlns:w16se="http://schemas.microsoft.com/office/word/2015/wordml/symex" mc:Ignorable="w14 w15 w16se w16cid w16 w16cex w16sdtdh">
+<w:styles xmlns:mc="http://schemas.openxmlformats.org/markup-compatibility/2006" xmlns:r="http://schemas.openxmlformats.org/officeDocument/2006/relationships" xmlns:w="http://schemas.openxmlformats.org/wordprocessingml/2006/main" xmlns:w14="http://schemas.microsoft.com/office/word/2010/wordml" xmlns:w15="http://schemas.microsoft.com/office/word/2012/wordml" xmlns:w16cex="http://schemas.microsoft.com/office/word/2018/wordml/cex" xmlns:w16="http://schemas.microsoft.com/office/word/2018/wordml" xmlns:w16sdtdh="http://schemas.microsoft.com/office/word/2020/wordml/sdtdatahash" xmlns:w16se="http://schemas.microsoft.com/office/word/2015/wordml/symex">
   <w:docDefaults>
     <w:rPrDefault>
       <w:rPr>

--- a/skills/phong-cntt/assets/de-nghi-thanh-toan-tu-ncc.docx
+++ b/skills/phong-cntt/assets/de-nghi-thanh-toan-tu-ncc.docx
@@ -1,5 +1,71 @@
 
-<file path=word/document.xml><?xml version="1.0" encoding="utf-8"?>
+<file path=./[Content_Types].xml><?xml version="1.0" encoding="utf-8"?>
+<Types xmlns="http://schemas.openxmlformats.org/package/2006/content-types">
+  <Default Extension="rels" ContentType="application/vnd.openxmlformats-package.relationships+xml"/>
+  <Default Extension="xml" ContentType="application/xml"/>
+  <Override PartName="/word/document.xml" ContentType="application/vnd.openxmlformats-officedocument.wordprocessingml.document.main+xml"/>
+  <Override PartName="/word/styles.xml" ContentType="application/vnd.openxmlformats-officedocument.wordprocessingml.styles+xml"/>
+  <Override PartName="/word/settings.xml" ContentType="application/vnd.openxmlformats-officedocument.wordprocessingml.settings+xml"/>
+  <Override PartName="/word/webSettings.xml" ContentType="application/vnd.openxmlformats-officedocument.wordprocessingml.webSettings+xml"/>
+  <Override PartName="/word/fontTable.xml" ContentType="application/vnd.openxmlformats-officedocument.wordprocessingml.fontTable+xml"/>
+  <Override PartName="/word/theme/theme1.xml" ContentType="application/vnd.openxmlformats-officedocument.theme+xml"/>
+  <Override PartName="/docProps/core.xml" ContentType="application/vnd.openxmlformats-package.core-properties+xml"/>
+  <Override PartName="/docProps/app.xml" ContentType="application/vnd.openxmlformats-officedocument.extended-properties+xml"/>
+</Types>
+</file>
+
+<file path=./docProps/app.xml><?xml version="1.0" encoding="utf-8"?>
+<Properties xmlns="http://schemas.openxmlformats.org/officeDocument/2006/extended-properties" xmlns:vt="http://schemas.openxmlformats.org/officeDocument/2006/docPropsVTypes">
+  <Template>Normal</Template>
+  <TotalTime>0</TotalTime>
+  <Pages>1</Pages>
+  <Words>211</Words>
+  <Characters>1204</Characters>
+  <Application>Microsoft Office Word</Application>
+  <DocSecurity>0</DocSecurity>
+  <Lines>10</Lines>
+  <Paragraphs>2</Paragraphs>
+  <ScaleCrop>false</ScaleCrop>
+  <HeadingPairs>
+    <vt:vector size="2" baseType="variant">
+      <vt:variant>
+        <vt:lpstr>Title</vt:lpstr>
+      </vt:variant>
+      <vt:variant>
+        <vt:i4>1</vt:i4>
+      </vt:variant>
+    </vt:vector>
+  </HeadingPairs>
+  <TitlesOfParts>
+    <vt:vector size="1" baseType="lpstr">
+      <vt:lpstr/>
+    </vt:vector>
+  </TitlesOfParts>
+  <Company/>
+  <LinksUpToDate>false</LinksUpToDate>
+  <CharactersWithSpaces>1413</CharactersWithSpaces>
+  <SharedDoc>false</SharedDoc>
+  <HyperlinksChanged>false</HyperlinksChanged>
+  <AppVersion>16.0000</AppVersion>
+</Properties>
+</file>
+
+<file path=./docProps/core.xml><?xml version="1.0" encoding="utf-8"?>
+<cp:coreProperties xmlns:cp="http://schemas.openxmlformats.org/package/2006/metadata/core-properties" xmlns:dc="http://purl.org/dc/elements/1.1/" xmlns:dcterms="http://purl.org/dc/terms/" xmlns:dcmitype="http://purl.org/dc/dcmitype/" xmlns:xsi="http://www.w3.org/2001/XMLSchema-instance">
+  <dc:title/>
+  <dc:subject/>
+  <dc:creator>Laptop</dc:creator>
+  <cp:keywords/>
+  <dc:description/>
+  <cp:lastModifiedBy>My PC</cp:lastModifiedBy>
+  <cp:revision>3</cp:revision>
+  <cp:lastPrinted>2026-04-14T07:59:00Z</cp:lastPrinted>
+  <dcterms:created xsi:type="dcterms:W3CDTF">2026-04-13T01:51:00Z</dcterms:created>
+  <dcterms:modified xsi:type="dcterms:W3CDTF">2026-04-14T07:59:00Z</dcterms:modified>
+</cp:coreProperties>
+</file>
+
+<file path=./word/document.xml><?xml version="1.0" encoding="utf-8"?>
 <w:document xmlns:ns1="http://schemas.openxmlformats.org/markup-compatibility/2006" xmlns:ns2="http://schemas.microsoft.com/office/word/2010/wordml" xmlns:ns3="http://schemas.openxmlformats.org/drawingml/2006/wordprocessingDrawing" xmlns:ns4="http://schemas.microsoft.com/office/word/2010/wordprocessingDrawing" xmlns:ns5="http://schemas.openxmlformats.org/drawingml/2006/main" xmlns:ns6="http://schemas.microsoft.com/office/word/2010/wordprocessingShape" xmlns:ns7="urn:schemas-microsoft-com:vml" xmlns:ns8="urn:schemas-microsoft-com:office:office" xmlns:w="http://schemas.openxmlformats.org/wordprocessingml/2006/main" xmlns:wps="http://schemas.microsoft.com/office/word/2010/wordprocessingShape">
   <w:body>
     <w:p ns2:paraId="5DC14D59" ns2:textId="77777777">
@@ -3632,7 +3698,158 @@
 </w:document>
 </file>
 
-<file path=word/styles.xml><?xml version="1.0" encoding="utf-8"?>
+<file path=./word/fontTable.xml><?xml version="1.0" encoding="utf-8"?>
+<w:fonts xmlns:mc="http://schemas.openxmlformats.org/markup-compatibility/2006" xmlns:r="http://schemas.openxmlformats.org/officeDocument/2006/relationships" xmlns:w="http://schemas.openxmlformats.org/wordprocessingml/2006/main" xmlns:w14="http://schemas.microsoft.com/office/word/2010/wordml" xmlns:w15="http://schemas.microsoft.com/office/word/2012/wordml" xmlns:w16cex="http://schemas.microsoft.com/office/word/2018/wordml/cex" xmlns:w16="http://schemas.microsoft.com/office/word/2018/wordml" xmlns:w16sdtdh="http://schemas.microsoft.com/office/word/2020/wordml/sdtdatahash" xmlns:w16se="http://schemas.microsoft.com/office/word/2015/wordml/symex">
+  <w:font w:name="Calibri">
+    <w:panose1 w:val="020F0502020204030204"/>
+    <w:family w:val="swiss"/>
+    <w:pitch w:val="variable"/>
+    <w:sig w:usb0="E4002EFF" w:usb1="C000247B" w:usb2="00000009" w:usb3="00000000" w:csb0="000001FF" w:csb1="00000000"/>
+  </w:font>
+  <w:font w:name="Times New Roman">
+    <w:panose1 w:val="02020603050405020304"/>
+    <w:family w:val="roman"/>
+    <w:pitch w:val="variable"/>
+    <w:sig w:usb0="E0002EFF" w:usb1="C000785B" w:usb2="00000009" w:usb3="00000000" w:csb0="000001FF" w:csb1="00000000"/>
+  </w:font>
+  <w:font w:name="Segoe UI">
+    <w:panose1 w:val="020B0502040204020203"/>
+    <w:family w:val="swiss"/>
+    <w:pitch w:val="variable"/>
+    <w:sig w:usb0="E4002EFF" w:usb1="C000E47F" w:usb2="00000009" w:usb3="00000000" w:csb0="000001FF" w:csb1="00000000"/>
+  </w:font>
+  <w:font w:name="SimSun">
+    <w:altName w:val="宋体"/>
+    <w:panose1 w:val="02010600030101010101"/>
+    <w:family w:val="auto"/>
+    <w:pitch w:val="variable"/>
+    <w:sig w:usb0="00000003" w:usb1="288F0000" w:usb2="00000016" w:usb3="00000000" w:csb0="00040001" w:csb1="00000000"/>
+  </w:font>
+  <w:font w:name="Calibri Light">
+    <w:panose1 w:val="020F0302020204030204"/>
+    <w:family w:val="swiss"/>
+    <w:pitch w:val="variable"/>
+    <w:sig w:usb0="E4002EFF" w:usb1="C000247B" w:usb2="00000009" w:usb3="00000000" w:csb0="000001FF" w:csb1="00000000"/>
+  </w:font>
+</w:fonts>
+</file>
+
+<file path=./word/settings.xml><?xml version="1.0" encoding="utf-8"?>
+<w:settings xmlns:mc="http://schemas.openxmlformats.org/markup-compatibility/2006" xmlns:o="urn:schemas-microsoft-com:office:office" xmlns:r="http://schemas.openxmlformats.org/officeDocument/2006/relationships" xmlns:m="http://schemas.openxmlformats.org/officeDocument/2006/math" xmlns:v="urn:schemas-microsoft-com:vml" xmlns:w10="urn:schemas-microsoft-com:office:word" xmlns:w="http://schemas.openxmlformats.org/wordprocessingml/2006/main" xmlns:w14="http://schemas.microsoft.com/office/word/2010/wordml" xmlns:w15="http://schemas.microsoft.com/office/word/2012/wordml" xmlns:w16cex="http://schemas.microsoft.com/office/word/2018/wordml/cex" xmlns:w16="http://schemas.microsoft.com/office/word/2018/wordml" xmlns:w16sdtdh="http://schemas.microsoft.com/office/word/2020/wordml/sdtdatahash" xmlns:w16se="http://schemas.microsoft.com/office/word/2015/wordml/symex" xmlns:sl="http://schemas.openxmlformats.org/schemaLibrary/2006/main">
+  <w:zoom w:percent="100"/>
+  <w:proofState w:spelling="clean" w:grammar="clean"/>
+  <w:defaultTabStop w:val="720"/>
+  <w:characterSpacingControl w:val="doNotCompress"/>
+  <w:compat>
+    <w:compatSetting w:name="compatibilityMode" w:uri="http://schemas.microsoft.com/office/word" w:val="15"/>
+    <w:compatSetting w:name="overrideTableStyleFontSizeAndJustification" w:uri="http://schemas.microsoft.com/office/word" w:val="1"/>
+    <w:compatSetting w:name="enableOpenTypeFeatures" w:uri="http://schemas.microsoft.com/office/word" w:val="1"/>
+    <w:compatSetting w:name="doNotFlipMirrorIndents" w:uri="http://schemas.microsoft.com/office/word" w:val="1"/>
+    <w:compatSetting w:name="differentiateMultirowTableHeaders" w:uri="http://schemas.microsoft.com/office/word" w:val="1"/>
+    <w:compatSetting w:name="useWord2013TrackBottomHyphenation" w:uri="http://schemas.microsoft.com/office/word" w:val="0"/>
+  </w:compat>
+  <w:rsids>
+    <w:rsidRoot w:val="00A41811"/>
+    <w:rsid w:val="00031215"/>
+    <w:rsid w:val="00036922"/>
+    <w:rsid w:val="000866B0"/>
+    <w:rsid w:val="00091FBB"/>
+    <w:rsid w:val="000B1A58"/>
+    <w:rsid w:val="000B5090"/>
+    <w:rsid w:val="000B564A"/>
+    <w:rsid w:val="000D32D4"/>
+    <w:rsid w:val="000D469B"/>
+    <w:rsid w:val="001118B1"/>
+    <w:rsid w:val="00124209"/>
+    <w:rsid w:val="001719FF"/>
+    <w:rsid w:val="00263CDB"/>
+    <w:rsid w:val="002A0680"/>
+    <w:rsid w:val="003B1A33"/>
+    <w:rsid w:val="003F6BE1"/>
+    <w:rsid w:val="00401237"/>
+    <w:rsid w:val="004A4CA5"/>
+    <w:rsid w:val="00515E80"/>
+    <w:rsid w:val="00557A3A"/>
+    <w:rsid w:val="005D4DAE"/>
+    <w:rsid w:val="00604BB2"/>
+    <w:rsid w:val="006A578C"/>
+    <w:rsid w:val="006B07E4"/>
+    <w:rsid w:val="006B11C0"/>
+    <w:rsid w:val="006F4B3E"/>
+    <w:rsid w:val="00707C35"/>
+    <w:rsid w:val="007A4AB3"/>
+    <w:rsid w:val="007A7FC6"/>
+    <w:rsid w:val="007B0608"/>
+    <w:rsid w:val="007C6386"/>
+    <w:rsid w:val="008863C7"/>
+    <w:rsid w:val="00890C20"/>
+    <w:rsid w:val="008B6C60"/>
+    <w:rsid w:val="008D2F70"/>
+    <w:rsid w:val="008D4D73"/>
+    <w:rsid w:val="008F3A07"/>
+    <w:rsid w:val="00930F71"/>
+    <w:rsid w:val="0093448C"/>
+    <w:rsid w:val="009D17AD"/>
+    <w:rsid w:val="00A3126D"/>
+    <w:rsid w:val="00A342BA"/>
+    <w:rsid w:val="00A3667B"/>
+    <w:rsid w:val="00A41811"/>
+    <w:rsid w:val="00A80C65"/>
+    <w:rsid w:val="00A90274"/>
+    <w:rsid w:val="00AC0FC3"/>
+    <w:rsid w:val="00AC6EE6"/>
+    <w:rsid w:val="00AD7E6C"/>
+    <w:rsid w:val="00B12331"/>
+    <w:rsid w:val="00B6095F"/>
+    <w:rsid w:val="00B74086"/>
+    <w:rsid w:val="00B74700"/>
+    <w:rsid w:val="00C27041"/>
+    <w:rsid w:val="00C36331"/>
+    <w:rsid w:val="00C51FBD"/>
+    <w:rsid w:val="00C55FCB"/>
+    <w:rsid w:val="00CD5BAA"/>
+    <w:rsid w:val="00D478C9"/>
+    <w:rsid w:val="00D73F58"/>
+    <w:rsid w:val="00DB7DA5"/>
+    <w:rsid w:val="00DE26F5"/>
+    <w:rsid w:val="00E47CB8"/>
+    <w:rsid w:val="00E8004C"/>
+    <w:rsid w:val="00EA263B"/>
+    <w:rsid w:val="00EB1761"/>
+    <w:rsid w:val="00ED60E9"/>
+    <w:rsid w:val="00F208F5"/>
+    <w:rsid w:val="00F34AF3"/>
+    <w:rsid w:val="00FF5557"/>
+  </w:rsids>
+  <m:mathPr>
+    <m:mathFont m:val="Cambria Math"/>
+    <m:brkBin m:val="before"/>
+    <m:brkBinSub m:val="--"/>
+    <m:smallFrac m:val="0"/>
+    <m:dispDef/>
+    <m:lMargin m:val="0"/>
+    <m:rMargin m:val="0"/>
+    <m:defJc m:val="centerGroup"/>
+    <m:wrapIndent m:val="1440"/>
+    <m:intLim m:val="subSup"/>
+    <m:naryLim m:val="undOvr"/>
+  </m:mathPr>
+  <w:themeFontLang w:val="en-US" w:eastAsia="zh-CN"/>
+  <w:clrSchemeMapping w:bg1="light1" w:t1="dark1" w:bg2="light2" w:t2="dark2" w:accent1="accent1" w:accent2="accent2" w:accent3="accent3" w:accent4="accent4" w:accent5="accent5" w:accent6="accent6" w:hyperlink="hyperlink" w:followedHyperlink="followedHyperlink"/>
+  <w:shapeDefaults>
+    <o:shapedefaults v:ext="edit" spidmax="1026"/>
+    <o:shapelayout v:ext="edit">
+      <o:idmap v:ext="edit" data="1"/>
+    </o:shapelayout>
+  </w:shapeDefaults>
+  <w:decimalSymbol w:val=","/>
+  <w:listSeparator w:val=","/>
+  <w14:docId w14:val="323B762A"/>
+  <w15:docId w15:val="{419DBE52-C2EB-413A-8728-E2604156A29C}"/>
+</w:settings>
+</file>
+
+<file path=./word/styles.xml><?xml version="1.0" encoding="utf-8"?>
 <w:styles xmlns:mc="http://schemas.openxmlformats.org/markup-compatibility/2006" xmlns:r="http://schemas.openxmlformats.org/officeDocument/2006/relationships" xmlns:w="http://schemas.openxmlformats.org/wordprocessingml/2006/main" xmlns:w14="http://schemas.microsoft.com/office/word/2010/wordml" xmlns:w15="http://schemas.microsoft.com/office/word/2012/wordml" xmlns:w16cex="http://schemas.microsoft.com/office/word/2018/wordml/cex" xmlns:w16="http://schemas.microsoft.com/office/word/2018/wordml" xmlns:w16sdtdh="http://schemas.microsoft.com/office/word/2020/wordml/sdtdatahash" xmlns:w16se="http://schemas.microsoft.com/office/word/2015/wordml/symex">
   <w:docDefaults>
     <w:rPrDefault>
@@ -4124,7 +4341,7 @@
 </w:styles>
 </file>
 
-<file path=word/theme/theme1.xml><?xml version="1.0" encoding="utf-8"?>
+<file path=./word/theme/theme1.xml><?xml version="1.0" encoding="utf-8"?>
 <a:theme xmlns:a="http://schemas.openxmlformats.org/drawingml/2006/main" name="Office Theme">
   <a:themeElements>
     <a:clrScheme name="Office">
@@ -4383,4 +4600,11 @@
     </a:ext>
   </a:extLst>
 </a:theme>
+</file>
+
+<file path=./word/webSettings.xml><?xml version="1.0" encoding="utf-8"?>
+<w:webSettings xmlns:mc="http://schemas.openxmlformats.org/markup-compatibility/2006" xmlns:r="http://schemas.openxmlformats.org/officeDocument/2006/relationships" xmlns:w="http://schemas.openxmlformats.org/wordprocessingml/2006/main" xmlns:w14="http://schemas.microsoft.com/office/word/2010/wordml" xmlns:w15="http://schemas.microsoft.com/office/word/2012/wordml" xmlns:w16cex="http://schemas.microsoft.com/office/word/2018/wordml/cex" xmlns:w16="http://schemas.microsoft.com/office/word/2018/wordml" xmlns:w16sdtdh="http://schemas.microsoft.com/office/word/2020/wordml/sdtdatahash" xmlns:w16se="http://schemas.microsoft.com/office/word/2015/wordml/symex">
+  <w:optimizeForBrowser/>
+  <w:allowPNG/>
+</w:webSettings>
 </file>
--- a/skills/phong-cntt/assets/de-nghi-thanh-toan-tu-ncc.docx
+++ b/skills/phong-cntt/assets/de-nghi-thanh-toan-tu-ncc.docx
@@ -20,7 +20,7 @@
           <w:sz w:val="24"/>
           <w:szCs w:val="24"/>
         </w:rPr>
-        <w:t>Đơn vị: Bệnh</w:t>
+        <w:t xml:space="preserve">Đơn vị: Bệnh</w:t>
       </w:r>
       <w:r>
         <w:rPr>
@@ -39,7 +39,7 @@
           <w:sz w:val="24"/>
           <w:szCs w:val="24"/>
         </w:rPr>
-        <w:t>Đa khoa</w:t>
+        <w:t xml:space="preserve">Đa khoa</w:t>
       </w:r>
       <w:r>
         <w:rPr>
@@ -69,7 +69,7 @@
           <w:szCs w:val="24"/>
           <w:lang w:val="vi-VN"/>
         </w:rPr>
-        <w:t xml:space="preserve">   </w:t>
+        <w:t xml:space="preserve"> </w:t>
       </w:r>
       <w:r>
         <w:rPr>
@@ -78,7 +78,7 @@
           <w:sz w:val="24"/>
           <w:szCs w:val="24"/>
         </w:rPr>
-        <w:t xml:space="preserve">          </w:t>
+        <w:t xml:space="preserve"> </w:t>
       </w:r>
     </w:p>
     <w:p>
@@ -98,9 +98,9 @@
           <w:sz w:val="24"/>
           <w:szCs w:val="24"/>
         </w:rPr>
-        <w:t>Mã đơn vị có QHVNS:1017725</w:t>
+        <w:t xml:space="preserve">Mã đơn vị có QHVNS:1017725</w:t>
         <w:tab/>
-        <w:t xml:space="preserve">              </w:t>
+        <w:t xml:space="preserve"> </w:t>
       </w:r>
       <w:r>
         <w:rPr>
@@ -110,7 +110,7 @@
           <w:szCs w:val="24"/>
           <w:lang w:val="vi-VN"/>
         </w:rPr>
-        <w:t xml:space="preserve">   </w:t>
+        <w:t xml:space="preserve"> </w:t>
       </w:r>
     </w:p>
     <w:p>
@@ -169,7 +169,7 @@
           <w:sz w:val="30"/>
           <w:szCs w:val="30"/>
         </w:rPr>
-        <w:t xml:space="preserve">GIẤY ĐỀ NGHỊ THANH TOÁN  </w:t>
+        <w:t xml:space="preserve">GIẤY ĐỀ NGHỊ THANH TOÁN </w:t>
       </w:r>
     </w:p>
     <w:p>
@@ -216,7 +216,7 @@
           <w:sz w:val="26"/>
           <w:szCs w:val="26"/>
         </w:rPr>
-        <w:t xml:space="preserve">Ngày            tháng      </w:t>
+        <w:t xml:space="preserve">Ngày tháng </w:t>
       </w:r>
       <w:r>
         <w:rPr>
@@ -227,7 +227,7 @@
           <w:szCs w:val="26"/>
           <w:lang w:val="vi-VN"/>
         </w:rPr>
-        <w:t xml:space="preserve">  </w:t>
+        <w:t xml:space="preserve"> </w:t>
       </w:r>
       <w:r>
         <w:rPr>
@@ -237,7 +237,7 @@
           <w:sz w:val="26"/>
           <w:szCs w:val="26"/>
         </w:rPr>
-        <w:t xml:space="preserve"> năm 2026                                                                                                                                                                                     </w:t>
+        <w:t xml:space="preserve"> năm 2026 </w:t>
       </w:r>
     </w:p>
     <w:p>
@@ -263,7 +263,7 @@
         <w:tab/>
         <w:tab/>
         <w:tab/>
-        <w:t xml:space="preserve">                               </w:t>
+        <w:t xml:space="preserve"> </w:t>
       </w:r>
     </w:p>
     <w:p>
@@ -285,15 +285,15 @@
           <w:sz w:val="26"/>
           <w:szCs w:val="26"/>
         </w:rPr>
-        <w:t>Kính gửi</w:t>
-      </w:r>
-      <w:r>
-        <w:rPr>
-          <w:color w:val="000000"/>
-          <w:sz w:val="26"/>
-          <w:szCs w:val="26"/>
-        </w:rPr>
-        <w:t xml:space="preserve">:  </w:t>
+        <w:t xml:space="preserve">Kính gửi</w:t>
+      </w:r>
+      <w:r>
+        <w:rPr>
+          <w:color w:val="000000"/>
+          <w:sz w:val="26"/>
+          <w:szCs w:val="26"/>
+        </w:rPr>
+        <w:t xml:space="preserve">: </w:t>
       </w:r>
       <w:r>
         <w:rPr>
@@ -344,7 +344,7 @@
           <w:sz w:val="26"/>
           <w:szCs w:val="26"/>
         </w:rPr>
-        <w:t>- Họ và tên người đề nghị thanh toán</w:t>
+        <w:t xml:space="preserve">- Họ và tên người đề nghị thanh toán</w:t>
       </w:r>
       <w:r>
         <w:rPr>
@@ -361,7 +361,7 @@
           <w:sz w:val="26"/>
           <w:szCs w:val="26"/>
         </w:rPr>
-        <w:t>_____________.</w:t>
+        <w:t xml:space="preserve">_____________.</w:t>
       </w:r>
     </w:p>
     <w:p>
@@ -381,7 +381,7 @@
           <w:sz w:val="26"/>
           <w:szCs w:val="26"/>
         </w:rPr>
-        <w:t>- Bộ phận (Hoặc địa chỉ</w:t>
+        <w:t xml:space="preserve">- Bộ phận (Hoặc địa chỉ</w:t>
       </w:r>
       <w:r>
         <w:rPr>
@@ -398,7 +398,7 @@
           <w:sz w:val="26"/>
           <w:szCs w:val="26"/>
         </w:rPr>
-        <w:t>Trưởng phòng ___________.</w:t>
+        <w:t xml:space="preserve">Trưởng phòng ___________.</w:t>
       </w:r>
     </w:p>
     <w:p>
@@ -418,7 +418,7 @@
           <w:sz w:val="26"/>
           <w:szCs w:val="26"/>
         </w:rPr>
-        <w:t>- Nội dung thanh toán</w:t>
+        <w:t xml:space="preserve">- Nội dung thanh toán</w:t>
       </w:r>
       <w:r>
         <w:rPr>
@@ -443,7 +443,7 @@
           <w:sz w:val="26"/>
           <w:szCs w:val="26"/>
         </w:rPr>
-        <w:t>________</w:t>
+        <w:t xml:space="preserve">________</w:t>
       </w:r>
       <w:r>
         <w:rPr>
@@ -460,7 +460,7 @@
           <w:szCs w:val="26"/>
           <w:lang w:val="nl-NL"/>
         </w:rPr>
-        <w:t>______</w:t>
+        <w:t xml:space="preserve">______</w:t>
       </w:r>
       <w:r>
         <w:rPr>
@@ -477,7 +477,7 @@
           <w:szCs w:val="26"/>
           <w:lang w:val="nl-NL"/>
         </w:rPr>
-        <w:t>___/___/___</w:t>
+        <w:t xml:space="preserve">___/___/___</w:t>
       </w:r>
       <w:r>
         <w:rPr>
@@ -493,15 +493,15 @@
           <w:sz w:val="26"/>
           <w:szCs w:val="26"/>
         </w:rPr>
-        <w:t>___ ngày ___/___/___</w:t>
-      </w:r>
-      <w:r>
-        <w:rPr>
-          <w:color w:val="000000"/>
-          <w:sz w:val="26"/>
-          <w:szCs w:val="26"/>
-        </w:rPr>
-        <w:t>).</w:t>
+        <w:t xml:space="preserve">___ ngày ___/___/___</w:t>
+      </w:r>
+      <w:r>
+        <w:rPr>
+          <w:color w:val="000000"/>
+          <w:sz w:val="26"/>
+          <w:szCs w:val="26"/>
+        </w:rPr>
+        <w:t xml:space="preserve">).</w:t>
       </w:r>
     </w:p>
     <w:p>
@@ -521,7 +521,7 @@
           <w:sz w:val="26"/>
           <w:szCs w:val="26"/>
         </w:rPr>
-        <w:t>- Số tiền đề nghị thanh toán:</w:t>
+        <w:t xml:space="preserve">- Số tiền đề nghị thanh toán:</w:t>
       </w:r>
       <w:r>
         <w:rPr>
@@ -540,7 +540,7 @@
           <w:sz w:val="26"/>
           <w:szCs w:val="26"/>
         </w:rPr>
-        <w:t>______ đồng</w:t>
+        <w:t xml:space="preserve">______ đồng</w:t>
       </w:r>
       <w:r>
         <w:rPr>
@@ -548,7 +548,7 @@
           <w:sz w:val="26"/>
           <w:szCs w:val="26"/>
         </w:rPr>
-        <w:t xml:space="preserve">  </w:t>
+        <w:t xml:space="preserve"> </w:t>
       </w:r>
       <w:r>
         <w:rPr>
@@ -558,7 +558,7 @@
           <w:sz w:val="26"/>
           <w:szCs w:val="26"/>
         </w:rPr>
-        <w:t>(Bằng chữ</w:t>
+        <w:t xml:space="preserve">(Bằng chữ</w:t>
       </w:r>
       <w:r>
         <w:rPr>
@@ -579,7 +579,7 @@
           <w:sz w:val="26"/>
           <w:szCs w:val="26"/>
         </w:rPr>
-        <w:t>___________./.)</w:t>
+        <w:t xml:space="preserve">___________./.)</w:t>
       </w:r>
     </w:p>
     <w:p>
@@ -598,7 +598,7 @@
           <w:sz w:val="26"/>
           <w:szCs w:val="26"/>
         </w:rPr>
-        <w:t>- Hình thức thanh toán: Chuyển khoản;</w:t>
+        <w:t xml:space="preserve">- Hình thức thanh toán: Chuyển khoản;</w:t>
       </w:r>
     </w:p>
     <w:p>
@@ -625,7 +625,7 @@
           <w:sz w:val="26"/>
           <w:szCs w:val="26"/>
         </w:rPr>
-        <w:t xml:space="preserve">________________;         </w:t>
+        <w:t xml:space="preserve">________________; </w:t>
       </w:r>
     </w:p>
     <w:p>
@@ -654,7 +654,7 @@
           <w:szCs w:val="26"/>
           <w:lang w:val="fr-FR"/>
         </w:rPr>
-        <w:t>__________ tại Ngân hàng __________ – Chi nhánh ___________</w:t>
+        <w:t xml:space="preserve">__________ tại Ngân hàng __________ – Chi nhánh ___________</w:t>
       </w:r>
       <w:r>
         <w:rPr>
@@ -663,7 +663,7 @@
           <w:sz w:val="26"/>
           <w:szCs w:val="26"/>
         </w:rPr>
-        <w:t>.</w:t>
+        <w:t xml:space="preserve">.</w:t>
       </w:r>
       <w:r>
         <w:rPr>
@@ -694,7 +694,7 @@
           <w:sz w:val="26"/>
           <w:szCs w:val="26"/>
         </w:rPr>
-        <w:t>(Kèm theo: Bảng kê chứng từ thanh toán)</w:t>
+        <w:t xml:space="preserve">(Kèm theo: Bảng kê chứng từ thanh toán)</w:t>
       </w:r>
     </w:p>
     <w:p>
@@ -768,7 +768,7 @@
                 <w:szCs w:val="26"/>
                 <w:lang w:val="vi-VN"/>
               </w:rPr>
-              <w:t>Người đề nghị</w:t>
+              <w:t xml:space="preserve">Người đề nghị</w:t>
             </w:r>
           </w:p>
           <w:p>
@@ -804,7 +804,7 @@
                 <w:szCs w:val="26"/>
                 <w:lang w:val="vi-VN"/>
               </w:rPr>
-              <w:t>thanh toán</w:t>
+              <w:t xml:space="preserve">thanh toán</w:t>
             </w:r>
           </w:p>
           <w:p>
@@ -885,7 +885,7 @@
                 <w:szCs w:val="26"/>
                 <w:lang w:val="vi-VN"/>
               </w:rPr>
-              <w:t>Kế toán kiểm soát</w:t>
+              <w:t xml:space="preserve">Kế toán kiểm soát</w:t>
             </w:r>
           </w:p>
           <w:p>
@@ -1011,7 +1011,7 @@
                 <w:szCs w:val="26"/>
                 <w:lang w:val="vi-VN"/>
               </w:rPr>
-              <w:t>Kế toán trưởng</w:t>
+              <w:t xml:space="preserve">Kế toán trưởng</w:t>
             </w:r>
           </w:p>
           <w:p>
@@ -1138,7 +1138,7 @@
                 <w:szCs w:val="26"/>
                 <w:lang w:val="vi-VN"/>
               </w:rPr>
-              <w:t>Giám đốc</w:t>
+              <w:t xml:space="preserve">Giám đốc</w:t>
             </w:r>
           </w:p>
           <w:p>
@@ -1316,7 +1316,7 @@
                 <w:sz w:val="26"/>
                 <w:szCs w:val="26"/>
               </w:rPr>
-              <w:t>____________</w:t>
+              <w:t xml:space="preserve">____________</w:t>
             </w:r>
           </w:p>
         </w:tc>
@@ -1375,7 +1375,7 @@
                 <w:sz w:val="26"/>
                 <w:szCs w:val="26"/>
               </w:rPr>
-              <w:t>Đào Anh Tuấn</w:t>
+              <w:t xml:space="preserve">Đào Anh Tuấn</w:t>
             </w:r>
           </w:p>
         </w:tc>
@@ -1405,7 +1405,7 @@
                 <w:szCs w:val="26"/>
                 <w:lang w:val="vi-VN"/>
               </w:rPr>
-              <w:t>Lê Đình Thanh Sơn</w:t>
+              <w:t xml:space="preserve">Lê Đình Thanh Sơn</w:t>
             </w:r>
           </w:p>
         </w:tc>
